--- a/netlify/functions/_lib/assets/shiftbase/onbepaald-slamaker.docx
+++ b/netlify/functions/_lib/assets/shiftbase/onbepaald-slamaker.docx
@@ -47,78 +47,55 @@
     </w:p>
     <w:tbl>
       <w:tblPr>
-        <w:tblStyle w:val="Table1"/>
-        <w:tblW w:w="9412.0" w:type="dxa"/>
-        <w:jc w:val="left"/>
+        <w:tblW w:w="9000" w:type="dxa"/>
         <w:tblBorders>
-          <w:top w:color="000000" w:space="0" w:sz="0" w:val="nil"/>
-          <w:left w:color="000000" w:space="0" w:sz="0" w:val="nil"/>
-          <w:bottom w:color="000000" w:space="0" w:sz="0" w:val="nil"/>
-          <w:right w:color="000000" w:space="0" w:sz="0" w:val="nil"/>
-          <w:insideH w:color="000000" w:space="0" w:sz="0" w:val="nil"/>
-          <w:insideV w:color="000000" w:space="0" w:sz="0" w:val="nil"/>
+          <w:top w:val="nil"/>
+          <w:left w:val="nil"/>
+          <w:bottom w:val="nil"/>
+          <w:right w:val="nil"/>
+          <w:insideH w:val="nil"/>
+          <w:insideV w:val="nil"/>
         </w:tblBorders>
         <w:tblLayout w:type="fixed"/>
+        <w:tblCellMar>
+          <w:left w:w="0" w:type="dxa"/>
+          <w:right w:w="113" w:type="dxa"/>
+        </w:tblCellMar>
         <w:tblLook w:val="0000"/>
       </w:tblPr>
       <w:tblGrid>
-        <w:gridCol w:w="3294"/>
-        <w:gridCol w:w="6118"/>
-        <w:tblGridChange w:id="0">
-          <w:tblGrid>
-            <w:gridCol w:w="3294"/>
-            <w:gridCol w:w="6118"/>
-          </w:tblGrid>
-        </w:tblGridChange>
+        <w:gridCol w:w="2800"/>
+        <w:gridCol w:w="6200"/>
       </w:tblGrid>
       <w:tr>
-        <w:trPr>
-          <w:cantSplit w:val="0"/>
-          <w:tblHeader w:val="0"/>
-        </w:trPr>
-        <w:tc>
-          <w:tcPr>
-            <w:tcBorders>
-              <w:top w:color="000000" w:space="0" w:sz="0" w:val="nil"/>
-              <w:left w:color="000000" w:space="0" w:sz="0" w:val="nil"/>
-              <w:bottom w:color="000000" w:space="0" w:sz="0" w:val="nil"/>
-              <w:right w:color="000000" w:space="0" w:sz="0" w:val="nil"/>
-            </w:tcBorders>
-          </w:tcPr>
-          <w:p>
-            <w:pPr>
-              <w:rPr/>
-            </w:pPr>
-            <w:r>
-              <w:rPr>
-                <w:rFonts w:ascii="Calibri" w:cs="Calibri" w:eastAsia="Calibri" w:hAnsi="Calibri"/>
-                <w:b w:val="1"/>
-                <w:bCs w:val="1"/>
+        <w:tc>
+          <w:tcPr>
+            <w:tcW w:w="2800" w:type="dxa"/>
+          </w:tcPr>
+          <w:p>
+            <w:pPr>
+              <w:spacing w:before="0" w:after="40"/>
+            </w:pPr>
+            <w:r>
+              <w:rPr>
+                <w:b/>
+                <w:bCs/>
+                <w:rFonts w:ascii="Calibri" w:cs="Calibri" w:eastAsia="Calibri" w:hAnsi="Calibri"/>
                 <w:sz w:val="20"/>
                 <w:szCs w:val="20"/>
                 <w:rtl w:val="0"/>
               </w:rPr>
               <w:t xml:space="preserve">Bedrijfsnaam:</w:t>
             </w:r>
-            <w:r>
-              <w:rPr>
-                <w:rtl w:val="0"/>
-              </w:rPr>
-            </w:r>
-          </w:p>
-        </w:tc>
-        <w:tc>
-          <w:tcPr>
-            <w:tcBorders>
-              <w:top w:color="000000" w:space="0" w:sz="0" w:val="nil"/>
-              <w:left w:color="000000" w:space="0" w:sz="0" w:val="nil"/>
-              <w:bottom w:color="000000" w:space="0" w:sz="0" w:val="nil"/>
-              <w:right w:color="000000" w:space="0" w:sz="0" w:val="nil"/>
-            </w:tcBorders>
-          </w:tcPr>
-          <w:p>
-            <w:pPr>
-              <w:rPr/>
+          </w:p>
+        </w:tc>
+        <w:tc>
+          <w:tcPr>
+            <w:tcW w:w="6200" w:type="dxa"/>
+          </w:tcPr>
+          <w:p>
+            <w:pPr>
+              <w:spacing w:before="0" w:after="40"/>
             </w:pPr>
             <w:r>
               <w:rPr>
@@ -128,63 +105,39 @@
                 <w:rtl w:val="0"/>
               </w:rPr>
               <w:t xml:space="preserve">[[BV]]</w:t>
-            </w:r>
-            <w:r>
-              <w:rPr>
-                <w:rtl w:val="0"/>
-              </w:rPr>
             </w:r>
           </w:p>
         </w:tc>
       </w:tr>
       <w:tr>
-        <w:trPr>
-          <w:cantSplit w:val="0"/>
-          <w:tblHeader w:val="0"/>
-        </w:trPr>
-        <w:tc>
-          <w:tcPr>
-            <w:tcBorders>
-              <w:top w:color="000000" w:space="0" w:sz="0" w:val="nil"/>
-              <w:left w:color="000000" w:space="0" w:sz="0" w:val="nil"/>
-              <w:bottom w:color="000000" w:space="0" w:sz="0" w:val="nil"/>
-              <w:right w:color="000000" w:space="0" w:sz="0" w:val="nil"/>
-            </w:tcBorders>
-          </w:tcPr>
-          <w:p>
-            <w:pPr>
-              <w:rPr/>
-            </w:pPr>
-            <w:r>
-              <w:rPr>
-                <w:rFonts w:ascii="Calibri" w:cs="Calibri" w:eastAsia="Calibri" w:hAnsi="Calibri"/>
-                <w:b w:val="1"/>
-                <w:bCs w:val="1"/>
+        <w:tc>
+          <w:tcPr>
+            <w:tcW w:w="2800" w:type="dxa"/>
+          </w:tcPr>
+          <w:p>
+            <w:pPr>
+              <w:spacing w:before="0" w:after="40"/>
+            </w:pPr>
+            <w:r>
+              <w:rPr>
+                <w:b/>
+                <w:bCs/>
+                <w:rFonts w:ascii="Calibri" w:cs="Calibri" w:eastAsia="Calibri" w:hAnsi="Calibri"/>
                 <w:sz w:val="20"/>
                 <w:szCs w:val="20"/>
                 <w:rtl w:val="0"/>
               </w:rPr>
               <w:t xml:space="preserve">Adres:</w:t>
             </w:r>
-            <w:r>
-              <w:rPr>
-                <w:rtl w:val="0"/>
-              </w:rPr>
-            </w:r>
-          </w:p>
-        </w:tc>
-        <w:tc>
-          <w:tcPr>
-            <w:tcBorders>
-              <w:top w:color="000000" w:space="0" w:sz="0" w:val="nil"/>
-              <w:left w:color="000000" w:space="0" w:sz="0" w:val="nil"/>
-              <w:bottom w:color="000000" w:space="0" w:sz="0" w:val="nil"/>
-              <w:right w:color="000000" w:space="0" w:sz="0" w:val="nil"/>
-            </w:tcBorders>
-          </w:tcPr>
-          <w:p>
-            <w:pPr>
-              <w:rPr/>
+          </w:p>
+        </w:tc>
+        <w:tc>
+          <w:tcPr>
+            <w:tcW w:w="6200" w:type="dxa"/>
+          </w:tcPr>
+          <w:p>
+            <w:pPr>
+              <w:spacing w:before="0" w:after="40"/>
             </w:pPr>
             <w:r>
               <w:rPr>
@@ -194,63 +147,39 @@
                 <w:rtl w:val="0"/>
               </w:rPr>
               <w:t xml:space="preserve">[[ADRES]]</w:t>
-            </w:r>
-            <w:r>
-              <w:rPr>
-                <w:rtl w:val="0"/>
-              </w:rPr>
             </w:r>
           </w:p>
         </w:tc>
       </w:tr>
       <w:tr>
-        <w:trPr>
-          <w:cantSplit w:val="0"/>
-          <w:tblHeader w:val="0"/>
-        </w:trPr>
-        <w:tc>
-          <w:tcPr>
-            <w:tcBorders>
-              <w:top w:color="000000" w:space="0" w:sz="0" w:val="nil"/>
-              <w:left w:color="000000" w:space="0" w:sz="0" w:val="nil"/>
-              <w:bottom w:color="000000" w:space="0" w:sz="0" w:val="nil"/>
-              <w:right w:color="000000" w:space="0" w:sz="0" w:val="nil"/>
-            </w:tcBorders>
-          </w:tcPr>
-          <w:p>
-            <w:pPr>
-              <w:rPr/>
-            </w:pPr>
-            <w:r>
-              <w:rPr>
-                <w:rFonts w:ascii="Calibri" w:cs="Calibri" w:eastAsia="Calibri" w:hAnsi="Calibri"/>
-                <w:b w:val="1"/>
-                <w:bCs w:val="1"/>
+        <w:tc>
+          <w:tcPr>
+            <w:tcW w:w="2800" w:type="dxa"/>
+          </w:tcPr>
+          <w:p>
+            <w:pPr>
+              <w:spacing w:before="0" w:after="40"/>
+            </w:pPr>
+            <w:r>
+              <w:rPr>
+                <w:b/>
+                <w:bCs/>
+                <w:rFonts w:ascii="Calibri" w:cs="Calibri" w:eastAsia="Calibri" w:hAnsi="Calibri"/>
                 <w:sz w:val="20"/>
                 <w:szCs w:val="20"/>
                 <w:rtl w:val="0"/>
               </w:rPr>
               <w:t xml:space="preserve">Postcode en plaats:</w:t>
             </w:r>
-            <w:r>
-              <w:rPr>
-                <w:rtl w:val="0"/>
-              </w:rPr>
-            </w:r>
-          </w:p>
-        </w:tc>
-        <w:tc>
-          <w:tcPr>
-            <w:tcBorders>
-              <w:top w:color="000000" w:space="0" w:sz="0" w:val="nil"/>
-              <w:left w:color="000000" w:space="0" w:sz="0" w:val="nil"/>
-              <w:bottom w:color="000000" w:space="0" w:sz="0" w:val="nil"/>
-              <w:right w:color="000000" w:space="0" w:sz="0" w:val="nil"/>
-            </w:tcBorders>
-          </w:tcPr>
-          <w:p>
-            <w:pPr>
-              <w:rPr/>
+          </w:p>
+        </w:tc>
+        <w:tc>
+          <w:tcPr>
+            <w:tcW w:w="6200" w:type="dxa"/>
+          </w:tcPr>
+          <w:p>
+            <w:pPr>
+              <w:spacing w:before="0" w:after="40"/>
             </w:pPr>
             <w:r>
               <w:rPr>
@@ -260,11 +189,6 @@
                 <w:rtl w:val="0"/>
               </w:rPr>
               <w:t xml:space="preserve">[[POSTCODE_PLAATS]]</w:t>
-            </w:r>
-            <w:r>
-              <w:rPr>
-                <w:rtl w:val="0"/>
-              </w:rPr>
             </w:r>
           </w:p>
         </w:tc>
@@ -272,14 +196,8 @@
     </w:tbl>
     <w:p>
       <w:pPr>
-        <w:spacing w:after="120" w:lineRule="auto"/>
-        <w:rPr/>
-      </w:pPr>
-      <w:r>
-        <w:rPr>
-          <w:rtl w:val="0"/>
-        </w:rPr>
-      </w:r>
+        <w:spacing w:before="0" w:after="0"/>
+      </w:pPr>
     </w:p>
     <w:p>
       <w:pPr>
@@ -354,512 +272,316 @@
     </w:p>
     <w:tbl>
       <w:tblPr>
-        <w:tblStyle w:val="Table2"/>
-        <w:tblW w:w="9412.0" w:type="dxa"/>
-        <w:jc w:val="left"/>
+        <w:tblW w:w="9000" w:type="dxa"/>
         <w:tblBorders>
-          <w:top w:color="000000" w:space="0" w:sz="0" w:val="nil"/>
-          <w:left w:color="000000" w:space="0" w:sz="0" w:val="nil"/>
-          <w:bottom w:color="000000" w:space="0" w:sz="0" w:val="nil"/>
-          <w:right w:color="000000" w:space="0" w:sz="0" w:val="nil"/>
-          <w:insideH w:color="000000" w:space="0" w:sz="0" w:val="nil"/>
-          <w:insideV w:color="000000" w:space="0" w:sz="0" w:val="nil"/>
+          <w:top w:val="nil"/>
+          <w:left w:val="nil"/>
+          <w:bottom w:val="nil"/>
+          <w:right w:val="nil"/>
+          <w:insideH w:val="nil"/>
+          <w:insideV w:val="nil"/>
         </w:tblBorders>
         <w:tblLayout w:type="fixed"/>
+        <w:tblCellMar>
+          <w:left w:w="0" w:type="dxa"/>
+          <w:right w:w="113" w:type="dxa"/>
+        </w:tblCellMar>
         <w:tblLook w:val="0000"/>
       </w:tblPr>
       <w:tblGrid>
-        <w:gridCol w:w="3294"/>
-        <w:gridCol w:w="6118"/>
-        <w:tblGridChange w:id="0">
-          <w:tblGrid>
-            <w:gridCol w:w="3294"/>
-            <w:gridCol w:w="6118"/>
-          </w:tblGrid>
-        </w:tblGridChange>
+        <w:gridCol w:w="2800"/>
+        <w:gridCol w:w="6200"/>
       </w:tblGrid>
       <w:tr>
-        <w:trPr>
-          <w:cantSplit w:val="0"/>
-          <w:tblHeader w:val="0"/>
-        </w:trPr>
-        <w:tc>
-          <w:tcPr>
-            <w:tcBorders>
-              <w:top w:color="000000" w:space="0" w:sz="0" w:val="nil"/>
-              <w:left w:color="000000" w:space="0" w:sz="0" w:val="nil"/>
-              <w:bottom w:color="000000" w:space="0" w:sz="0" w:val="nil"/>
-              <w:right w:color="000000" w:space="0" w:sz="0" w:val="nil"/>
-            </w:tcBorders>
-          </w:tcPr>
-          <w:p>
-            <w:pPr>
-              <w:rPr/>
-            </w:pPr>
-            <w:r>
-              <w:rPr>
-                <w:rFonts w:ascii="Calibri" w:cs="Calibri" w:eastAsia="Calibri" w:hAnsi="Calibri"/>
-                <w:b w:val="1"/>
-                <w:bCs w:val="1"/>
+        <w:tc>
+          <w:tcPr>
+            <w:tcW w:w="2800" w:type="dxa"/>
+          </w:tcPr>
+          <w:p>
+            <w:pPr>
+              <w:spacing w:before="0" w:after="40"/>
+            </w:pPr>
+            <w:r>
+              <w:rPr>
+                <w:b/>
+                <w:bCs/>
+                <w:rFonts w:ascii="Calibri" w:cs="Calibri" w:eastAsia="Calibri" w:hAnsi="Calibri"/>
                 <w:sz w:val="20"/>
                 <w:szCs w:val="20"/>
                 <w:rtl w:val="0"/>
               </w:rPr>
               <w:t xml:space="preserve">Naam:</w:t>
             </w:r>
-            <w:r>
-              <w:rPr>
-                <w:rtl w:val="0"/>
-              </w:rPr>
-            </w:r>
-          </w:p>
-        </w:tc>
-        <w:tc>
-          <w:tcPr>
-            <w:tcBorders>
-              <w:top w:color="000000" w:space="0" w:sz="0" w:val="nil"/>
-              <w:left w:color="000000" w:space="0" w:sz="0" w:val="nil"/>
-              <w:bottom w:color="000000" w:space="0" w:sz="0" w:val="nil"/>
-              <w:right w:color="000000" w:space="0" w:sz="0" w:val="nil"/>
-            </w:tcBorders>
-          </w:tcPr>
-          <w:p>
-            <w:pPr>
-              <w:rPr/>
-            </w:pPr>
-            <w:r>
-              <w:rPr>
-                <w:highlight w:val="yellow"/>
-              </w:rPr>
-              <w:t xml:space="preserve">{first_name}</w:t>
-            </w:r>
-            <w:r>
-              <w:rPr>
-                <w:rFonts w:ascii="Calibri" w:cs="Calibri" w:eastAsia="Calibri" w:hAnsi="Calibri"/>
-                <w:sz w:val="20"/>
-                <w:szCs w:val="20"/>
-                <w:rtl w:val="0"/>
-              </w:rPr>
-              <w:t xml:space="preserve"> </w:t>
-            </w:r>
-            <w:r>
-              <w:rPr>
-                <w:highlight w:val="yellow"/>
-              </w:rPr>
-              <w:t xml:space="preserve">{prefix_name}</w:t>
-            </w:r>
-            <w:r>
-              <w:rPr>
-                <w:rFonts w:ascii="Calibri" w:cs="Calibri" w:eastAsia="Calibri" w:hAnsi="Calibri"/>
-                <w:sz w:val="20"/>
-                <w:szCs w:val="20"/>
-                <w:rtl w:val="0"/>
-              </w:rPr>
-              <w:t xml:space="preserve"> </w:t>
-            </w:r>
-            <w:r>
-              <w:rPr>
-                <w:highlight w:val="yellow"/>
-              </w:rPr>
-              <w:t xml:space="preserve">{last_name}</w:t>
-            </w:r>
-            <w:r>
-              <w:rPr>
-                <w:rtl w:val="0"/>
-              </w:rPr>
+          </w:p>
+        </w:tc>
+        <w:tc>
+          <w:tcPr>
+            <w:tcW w:w="6200" w:type="dxa"/>
+          </w:tcPr>
+          <w:p>
+            <w:pPr>
+              <w:spacing w:before="0" w:after="40"/>
+            </w:pPr>
+            <w:r>
+              <w:rPr>
+                <w:rFonts w:ascii="Calibri" w:cs="Calibri" w:eastAsia="Calibri" w:hAnsi="Calibri"/>
+                <w:sz w:val="20"/>
+                <w:szCs w:val="20"/>
+                <w:rtl w:val="0"/>
+              </w:rPr>
+              <w:t xml:space="preserve">{first_name} {prefix_name} {last_name}</w:t>
             </w:r>
           </w:p>
         </w:tc>
       </w:tr>
       <w:tr>
-        <w:trPr>
-          <w:cantSplit w:val="0"/>
-          <w:tblHeader w:val="0"/>
-        </w:trPr>
-        <w:tc>
-          <w:tcPr>
-            <w:tcBorders>
-              <w:top w:color="000000" w:space="0" w:sz="0" w:val="nil"/>
-              <w:left w:color="000000" w:space="0" w:sz="0" w:val="nil"/>
-              <w:bottom w:color="000000" w:space="0" w:sz="0" w:val="nil"/>
-              <w:right w:color="000000" w:space="0" w:sz="0" w:val="nil"/>
-            </w:tcBorders>
-          </w:tcPr>
-          <w:p>
-            <w:pPr>
-              <w:rPr/>
-            </w:pPr>
-            <w:r>
-              <w:rPr>
-                <w:rFonts w:ascii="Calibri" w:cs="Calibri" w:eastAsia="Calibri" w:hAnsi="Calibri"/>
-                <w:b w:val="1"/>
-                <w:bCs w:val="1"/>
+        <w:tc>
+          <w:tcPr>
+            <w:tcW w:w="2800" w:type="dxa"/>
+          </w:tcPr>
+          <w:p>
+            <w:pPr>
+              <w:spacing w:before="0" w:after="40"/>
+            </w:pPr>
+            <w:r>
+              <w:rPr>
+                <w:b/>
+                <w:bCs/>
+                <w:rFonts w:ascii="Calibri" w:cs="Calibri" w:eastAsia="Calibri" w:hAnsi="Calibri"/>
                 <w:sz w:val="20"/>
                 <w:szCs w:val="20"/>
                 <w:rtl w:val="0"/>
               </w:rPr>
               <w:t xml:space="preserve">Adres:</w:t>
             </w:r>
-            <w:r>
-              <w:rPr>
-                <w:rtl w:val="0"/>
-              </w:rPr>
-            </w:r>
-          </w:p>
-        </w:tc>
-        <w:tc>
-          <w:tcPr>
-            <w:tcBorders>
-              <w:top w:color="000000" w:space="0" w:sz="0" w:val="nil"/>
-              <w:left w:color="000000" w:space="0" w:sz="0" w:val="nil"/>
-              <w:bottom w:color="000000" w:space="0" w:sz="0" w:val="nil"/>
-              <w:right w:color="000000" w:space="0" w:sz="0" w:val="nil"/>
-            </w:tcBorders>
-          </w:tcPr>
-          <w:p>
-            <w:pPr>
-              <w:rPr/>
-            </w:pPr>
-            <w:r>
-              <w:rPr>
-                <w:highlight w:val="yellow"/>
+          </w:p>
+        </w:tc>
+        <w:tc>
+          <w:tcPr>
+            <w:tcW w:w="6200" w:type="dxa"/>
+          </w:tcPr>
+          <w:p>
+            <w:pPr>
+              <w:spacing w:before="0" w:after="40"/>
+            </w:pPr>
+            <w:r>
+              <w:rPr>
+                <w:rFonts w:ascii="Calibri" w:cs="Calibri" w:eastAsia="Calibri" w:hAnsi="Calibri"/>
+                <w:sz w:val="20"/>
+                <w:szCs w:val="20"/>
+                <w:rtl w:val="0"/>
               </w:rPr>
               <w:t xml:space="preserve">{address}</w:t>
-            </w:r>
-            <w:r>
-              <w:rPr>
-                <w:rtl w:val="0"/>
-              </w:rPr>
             </w:r>
           </w:p>
         </w:tc>
       </w:tr>
       <w:tr>
-        <w:trPr>
-          <w:cantSplit w:val="0"/>
-          <w:tblHeader w:val="0"/>
-        </w:trPr>
-        <w:tc>
-          <w:tcPr>
-            <w:tcBorders>
-              <w:top w:color="000000" w:space="0" w:sz="0" w:val="nil"/>
-              <w:left w:color="000000" w:space="0" w:sz="0" w:val="nil"/>
-              <w:bottom w:color="000000" w:space="0" w:sz="0" w:val="nil"/>
-              <w:right w:color="000000" w:space="0" w:sz="0" w:val="nil"/>
-            </w:tcBorders>
-          </w:tcPr>
-          <w:p>
-            <w:pPr>
-              <w:rPr/>
-            </w:pPr>
-            <w:r>
-              <w:rPr>
-                <w:rFonts w:ascii="Calibri" w:cs="Calibri" w:eastAsia="Calibri" w:hAnsi="Calibri"/>
-                <w:b w:val="1"/>
-                <w:bCs w:val="1"/>
+        <w:tc>
+          <w:tcPr>
+            <w:tcW w:w="2800" w:type="dxa"/>
+          </w:tcPr>
+          <w:p>
+            <w:pPr>
+              <w:spacing w:before="0" w:after="40"/>
+            </w:pPr>
+            <w:r>
+              <w:rPr>
+                <w:b/>
+                <w:bCs/>
+                <w:rFonts w:ascii="Calibri" w:cs="Calibri" w:eastAsia="Calibri" w:hAnsi="Calibri"/>
                 <w:sz w:val="20"/>
                 <w:szCs w:val="20"/>
                 <w:rtl w:val="0"/>
               </w:rPr>
               <w:t xml:space="preserve">Postcode en woonplaats:</w:t>
             </w:r>
-            <w:r>
-              <w:rPr>
-                <w:rtl w:val="0"/>
-              </w:rPr>
-            </w:r>
-          </w:p>
-        </w:tc>
-        <w:tc>
-          <w:tcPr>
-            <w:tcBorders>
-              <w:top w:color="000000" w:space="0" w:sz="0" w:val="nil"/>
-              <w:left w:color="000000" w:space="0" w:sz="0" w:val="nil"/>
-              <w:bottom w:color="000000" w:space="0" w:sz="0" w:val="nil"/>
-              <w:right w:color="000000" w:space="0" w:sz="0" w:val="nil"/>
-            </w:tcBorders>
-          </w:tcPr>
-          <w:p>
-            <w:pPr>
-              <w:rPr/>
-            </w:pPr>
-            <w:r>
-              <w:rPr>
-                <w:highlight w:val="yellow"/>
-              </w:rPr>
-              <w:t xml:space="preserve">{postal_code}</w:t>
-            </w:r>
-            <w:r>
-              <w:rPr>
-                <w:rFonts w:ascii="Calibri" w:cs="Calibri" w:eastAsia="Calibri" w:hAnsi="Calibri"/>
-                <w:sz w:val="20"/>
-                <w:szCs w:val="20"/>
-                <w:rtl w:val="0"/>
-              </w:rPr>
-              <w:t xml:space="preserve"> </w:t>
-            </w:r>
-            <w:r>
-              <w:rPr>
-                <w:highlight w:val="yellow"/>
-              </w:rPr>
-              <w:t xml:space="preserve">{city}</w:t>
-            </w:r>
-            <w:r>
-              <w:rPr>
-                <w:rtl w:val="0"/>
-              </w:rPr>
+          </w:p>
+        </w:tc>
+        <w:tc>
+          <w:tcPr>
+            <w:tcW w:w="6200" w:type="dxa"/>
+          </w:tcPr>
+          <w:p>
+            <w:pPr>
+              <w:spacing w:before="0" w:after="40"/>
+            </w:pPr>
+            <w:r>
+              <w:rPr>
+                <w:rFonts w:ascii="Calibri" w:cs="Calibri" w:eastAsia="Calibri" w:hAnsi="Calibri"/>
+                <w:sz w:val="20"/>
+                <w:szCs w:val="20"/>
+                <w:rtl w:val="0"/>
+              </w:rPr>
+              <w:t xml:space="preserve">{postal_code} {city}</w:t>
             </w:r>
           </w:p>
         </w:tc>
       </w:tr>
       <w:tr>
-        <w:trPr>
-          <w:cantSplit w:val="0"/>
-          <w:tblHeader w:val="0"/>
-        </w:trPr>
-        <w:tc>
-          <w:tcPr>
-            <w:tcBorders>
-              <w:top w:color="000000" w:space="0" w:sz="0" w:val="nil"/>
-              <w:left w:color="000000" w:space="0" w:sz="0" w:val="nil"/>
-              <w:bottom w:color="000000" w:space="0" w:sz="0" w:val="nil"/>
-              <w:right w:color="000000" w:space="0" w:sz="0" w:val="nil"/>
-            </w:tcBorders>
-          </w:tcPr>
-          <w:p>
-            <w:pPr>
-              <w:rPr/>
-            </w:pPr>
-            <w:r>
-              <w:rPr>
-                <w:rFonts w:ascii="Calibri" w:cs="Calibri" w:eastAsia="Calibri" w:hAnsi="Calibri"/>
-                <w:b w:val="1"/>
-                <w:bCs w:val="1"/>
+        <w:tc>
+          <w:tcPr>
+            <w:tcW w:w="2800" w:type="dxa"/>
+          </w:tcPr>
+          <w:p>
+            <w:pPr>
+              <w:spacing w:before="0" w:after="40"/>
+            </w:pPr>
+            <w:r>
+              <w:rPr>
+                <w:b/>
+                <w:bCs/>
+                <w:rFonts w:ascii="Calibri" w:cs="Calibri" w:eastAsia="Calibri" w:hAnsi="Calibri"/>
                 <w:sz w:val="20"/>
                 <w:szCs w:val="20"/>
                 <w:rtl w:val="0"/>
               </w:rPr>
               <w:t xml:space="preserve">Geboortedatum:</w:t>
             </w:r>
-            <w:r>
-              <w:rPr>
-                <w:rtl w:val="0"/>
-              </w:rPr>
-            </w:r>
-          </w:p>
-        </w:tc>
-        <w:tc>
-          <w:tcPr>
-            <w:tcBorders>
-              <w:top w:color="000000" w:space="0" w:sz="0" w:val="nil"/>
-              <w:left w:color="000000" w:space="0" w:sz="0" w:val="nil"/>
-              <w:bottom w:color="000000" w:space="0" w:sz="0" w:val="nil"/>
-              <w:right w:color="000000" w:space="0" w:sz="0" w:val="nil"/>
-            </w:tcBorders>
-          </w:tcPr>
-          <w:p>
-            <w:pPr>
-              <w:rPr/>
-            </w:pPr>
-            <w:r>
-              <w:rPr>
-                <w:highlight w:val="yellow"/>
+          </w:p>
+        </w:tc>
+        <w:tc>
+          <w:tcPr>
+            <w:tcW w:w="6200" w:type="dxa"/>
+          </w:tcPr>
+          <w:p>
+            <w:pPr>
+              <w:spacing w:before="0" w:after="40"/>
+            </w:pPr>
+            <w:r>
+              <w:rPr>
+                <w:rFonts w:ascii="Calibri" w:cs="Calibri" w:eastAsia="Calibri" w:hAnsi="Calibri"/>
+                <w:sz w:val="20"/>
+                <w:szCs w:val="20"/>
+                <w:rtl w:val="0"/>
               </w:rPr>
               <w:t xml:space="preserve">{date_of_birth}</w:t>
-            </w:r>
-            <w:r>
-              <w:rPr>
-                <w:rtl w:val="0"/>
-              </w:rPr>
             </w:r>
           </w:p>
         </w:tc>
       </w:tr>
       <w:tr>
-        <w:trPr>
-          <w:cantSplit w:val="0"/>
-          <w:tblHeader w:val="0"/>
-        </w:trPr>
-        <w:tc>
-          <w:tcPr>
-            <w:tcBorders>
-              <w:top w:color="000000" w:space="0" w:sz="0" w:val="nil"/>
-              <w:left w:color="000000" w:space="0" w:sz="0" w:val="nil"/>
-              <w:bottom w:color="000000" w:space="0" w:sz="0" w:val="nil"/>
-              <w:right w:color="000000" w:space="0" w:sz="0" w:val="nil"/>
-            </w:tcBorders>
-          </w:tcPr>
-          <w:p>
-            <w:pPr>
-              <w:rPr/>
-            </w:pPr>
-            <w:r>
-              <w:rPr>
-                <w:rFonts w:ascii="Calibri" w:cs="Calibri" w:eastAsia="Calibri" w:hAnsi="Calibri"/>
-                <w:b w:val="1"/>
-                <w:bCs w:val="1"/>
+        <w:tc>
+          <w:tcPr>
+            <w:tcW w:w="2800" w:type="dxa"/>
+          </w:tcPr>
+          <w:p>
+            <w:pPr>
+              <w:spacing w:before="0" w:after="40"/>
+            </w:pPr>
+            <w:r>
+              <w:rPr>
+                <w:b/>
+                <w:bCs/>
+                <w:rFonts w:ascii="Calibri" w:cs="Calibri" w:eastAsia="Calibri" w:hAnsi="Calibri"/>
                 <w:sz w:val="20"/>
                 <w:szCs w:val="20"/>
                 <w:rtl w:val="0"/>
               </w:rPr>
               <w:t xml:space="preserve">Geboorteplaats:</w:t>
             </w:r>
-            <w:r>
-              <w:rPr>
-                <w:rtl w:val="0"/>
-              </w:rPr>
-            </w:r>
-          </w:p>
-        </w:tc>
-        <w:tc>
-          <w:tcPr>
-            <w:tcBorders>
-              <w:top w:color="000000" w:space="0" w:sz="0" w:val="nil"/>
-              <w:left w:color="000000" w:space="0" w:sz="0" w:val="nil"/>
-              <w:bottom w:color="000000" w:space="0" w:sz="0" w:val="nil"/>
-              <w:right w:color="000000" w:space="0" w:sz="0" w:val="nil"/>
-            </w:tcBorders>
-          </w:tcPr>
-          <w:p>
-            <w:pPr>
-              <w:rPr/>
-            </w:pPr>
-            <w:r>
-              <w:rPr>
-                <w:highlight w:val="yellow"/>
+          </w:p>
+        </w:tc>
+        <w:tc>
+          <w:tcPr>
+            <w:tcW w:w="6200" w:type="dxa"/>
+          </w:tcPr>
+          <w:p>
+            <w:pPr>
+              <w:spacing w:before="0" w:after="40"/>
+            </w:pPr>
+            <w:r>
+              <w:rPr>
+                <w:rFonts w:ascii="Calibri" w:cs="Calibri" w:eastAsia="Calibri" w:hAnsi="Calibri"/>
+                <w:sz w:val="20"/>
+                <w:szCs w:val="20"/>
+                <w:rtl w:val="0"/>
               </w:rPr>
               <w:t xml:space="preserve">{place_of_birth}</w:t>
-            </w:r>
-            <w:r>
-              <w:rPr>
-                <w:rtl w:val="0"/>
-              </w:rPr>
             </w:r>
           </w:p>
         </w:tc>
       </w:tr>
       <w:tr>
-        <w:trPr>
-          <w:cantSplit w:val="0"/>
-          <w:tblHeader w:val="0"/>
-        </w:trPr>
-        <w:tc>
-          <w:tcPr>
-            <w:tcBorders>
-              <w:top w:color="000000" w:space="0" w:sz="0" w:val="nil"/>
-              <w:left w:color="000000" w:space="0" w:sz="0" w:val="nil"/>
-              <w:bottom w:color="000000" w:space="0" w:sz="0" w:val="nil"/>
-              <w:right w:color="000000" w:space="0" w:sz="0" w:val="nil"/>
-            </w:tcBorders>
-          </w:tcPr>
-          <w:p>
-            <w:pPr>
-              <w:rPr/>
-            </w:pPr>
-            <w:r>
-              <w:rPr>
-                <w:rFonts w:ascii="Calibri" w:cs="Calibri" w:eastAsia="Calibri" w:hAnsi="Calibri"/>
-                <w:b w:val="1"/>
-                <w:bCs w:val="1"/>
+        <w:tc>
+          <w:tcPr>
+            <w:tcW w:w="2800" w:type="dxa"/>
+          </w:tcPr>
+          <w:p>
+            <w:pPr>
+              <w:spacing w:before="0" w:after="40"/>
+            </w:pPr>
+            <w:r>
+              <w:rPr>
+                <w:b/>
+                <w:bCs/>
+                <w:rFonts w:ascii="Calibri" w:cs="Calibri" w:eastAsia="Calibri" w:hAnsi="Calibri"/>
                 <w:sz w:val="20"/>
                 <w:szCs w:val="20"/>
                 <w:rtl w:val="0"/>
               </w:rPr>
               <w:t xml:space="preserve">BSN:</w:t>
             </w:r>
-            <w:r>
-              <w:rPr>
-                <w:rtl w:val="0"/>
-              </w:rPr>
-            </w:r>
-          </w:p>
-        </w:tc>
-        <w:tc>
-          <w:tcPr>
-            <w:tcBorders>
-              <w:top w:color="000000" w:space="0" w:sz="0" w:val="nil"/>
-              <w:left w:color="000000" w:space="0" w:sz="0" w:val="nil"/>
-              <w:bottom w:color="000000" w:space="0" w:sz="0" w:val="nil"/>
-              <w:right w:color="000000" w:space="0" w:sz="0" w:val="nil"/>
-            </w:tcBorders>
-          </w:tcPr>
-          <w:p>
-            <w:pPr>
-              <w:rPr/>
-            </w:pPr>
-            <w:r>
-              <w:rPr>
-                <w:highlight w:val="yellow"/>
+          </w:p>
+        </w:tc>
+        <w:tc>
+          <w:tcPr>
+            <w:tcW w:w="6200" w:type="dxa"/>
+          </w:tcPr>
+          <w:p>
+            <w:pPr>
+              <w:spacing w:before="0" w:after="40"/>
+            </w:pPr>
+            <w:r>
+              <w:rPr>
+                <w:rFonts w:ascii="Calibri" w:cs="Calibri" w:eastAsia="Calibri" w:hAnsi="Calibri"/>
+                <w:sz w:val="20"/>
+                <w:szCs w:val="20"/>
+                <w:rtl w:val="0"/>
               </w:rPr>
               <w:t xml:space="preserve">{ssn}</w:t>
-            </w:r>
-            <w:r>
-              <w:rPr>
-                <w:rtl w:val="0"/>
-              </w:rPr>
             </w:r>
           </w:p>
         </w:tc>
       </w:tr>
       <w:tr>
-        <w:trPr>
-          <w:cantSplit w:val="0"/>
-          <w:tblHeader w:val="0"/>
-        </w:trPr>
-        <w:tc>
-          <w:tcPr>
-            <w:tcBorders>
-              <w:top w:color="000000" w:space="0" w:sz="0" w:val="nil"/>
-              <w:left w:color="000000" w:space="0" w:sz="0" w:val="nil"/>
-              <w:bottom w:color="000000" w:space="0" w:sz="0" w:val="nil"/>
-              <w:right w:color="000000" w:space="0" w:sz="0" w:val="nil"/>
-            </w:tcBorders>
-          </w:tcPr>
-          <w:p>
-            <w:pPr>
-              <w:rPr/>
-            </w:pPr>
-            <w:r>
-              <w:rPr>
-                <w:rFonts w:ascii="Calibri" w:cs="Calibri" w:eastAsia="Calibri" w:hAnsi="Calibri"/>
-                <w:b w:val="1"/>
-                <w:bCs w:val="1"/>
+        <w:tc>
+          <w:tcPr>
+            <w:tcW w:w="2800" w:type="dxa"/>
+          </w:tcPr>
+          <w:p>
+            <w:pPr>
+              <w:spacing w:before="0" w:after="40"/>
+            </w:pPr>
+            <w:r>
+              <w:rPr>
+                <w:b/>
+                <w:bCs/>
+                <w:rFonts w:ascii="Calibri" w:cs="Calibri" w:eastAsia="Calibri" w:hAnsi="Calibri"/>
                 <w:sz w:val="20"/>
                 <w:szCs w:val="20"/>
                 <w:rtl w:val="0"/>
               </w:rPr>
               <w:t xml:space="preserve">IBAN:</w:t>
             </w:r>
-            <w:r>
-              <w:rPr>
-                <w:rtl w:val="0"/>
-              </w:rPr>
-            </w:r>
-          </w:p>
-        </w:tc>
-        <w:tc>
-          <w:tcPr>
-            <w:tcBorders>
-              <w:top w:color="000000" w:space="0" w:sz="0" w:val="nil"/>
-              <w:left w:color="000000" w:space="0" w:sz="0" w:val="nil"/>
-              <w:bottom w:color="000000" w:space="0" w:sz="0" w:val="nil"/>
-              <w:right w:color="000000" w:space="0" w:sz="0" w:val="nil"/>
-            </w:tcBorders>
-          </w:tcPr>
-          <w:p>
-            <w:pPr>
-              <w:rPr/>
-            </w:pPr>
-            <w:r>
-              <w:rPr>
-                <w:highlight w:val="yellow"/>
+          </w:p>
+        </w:tc>
+        <w:tc>
+          <w:tcPr>
+            <w:tcW w:w="6200" w:type="dxa"/>
+          </w:tcPr>
+          <w:p>
+            <w:pPr>
+              <w:spacing w:before="0" w:after="40"/>
+            </w:pPr>
+            <w:r>
+              <w:rPr>
+                <w:rFonts w:ascii="Calibri" w:cs="Calibri" w:eastAsia="Calibri" w:hAnsi="Calibri"/>
+                <w:sz w:val="20"/>
+                <w:szCs w:val="20"/>
+                <w:rtl w:val="0"/>
               </w:rPr>
               <w:t xml:space="preserve">{bank_account}</w:t>
-            </w:r>
-            <w:r>
-              <w:rPr>
-                <w:rtl w:val="0"/>
-              </w:rPr>
             </w:r>
           </w:p>
         </w:tc>
@@ -867,14 +589,8 @@
     </w:tbl>
     <w:p>
       <w:pPr>
-        <w:spacing w:after="120" w:lineRule="auto"/>
-        <w:rPr/>
-      </w:pPr>
-      <w:r>
-        <w:rPr>
-          <w:rtl w:val="0"/>
-        </w:rPr>
-      </w:r>
+        <w:spacing w:before="0" w:after="0"/>
+      </w:pPr>
     </w:p>
     <w:p>
       <w:pPr>
